--- a/research/TRD-EHR/paper1-trd-prediction/review/round_2026-09-29.docx
+++ b/research/TRD-EHR/paper1-trd-prediction/review/round_2026-09-29.docx
@@ -2,7 +2,7 @@
 <file path=word/document.xml><?xml version="1.0" encoding="utf-8"?>
 <w:document xmlns:w="http://schemas.openxmlformats.org/wordprocessingml/2006/main" xmlns:m="http://schemas.openxmlformats.org/officeDocument/2006/math" xmlns:r="http://schemas.openxmlformats.org/officeDocument/2006/relationships" xmlns:o="urn:schemas-microsoft-com:office:office" xmlns:v="urn:schemas-microsoft-com:vml" xmlns:w10="urn:schemas-microsoft-com:office:word" xmlns:a="http://schemas.openxmlformats.org/drawingml/2006/main" xmlns:pic="http://schemas.openxmlformats.org/drawingml/2006/picture" xmlns:wp="http://schemas.openxmlformats.org/drawingml/2006/wordprocessingDrawing">
   <w:body>
-    <w:bookmarkStart w:id="39" w:name="the-ink-round-of-2026-09-29-item-by-item"/>
+    <w:bookmarkStart w:id="40" w:name="the-ink-round-of-2026-09-29-item-by-item"/>
     <w:p>
       <w:pPr>
         <w:pStyle w:val="Heading1"/>
@@ -2037,7 +2037,13 @@
         <w:t xml:space="preserve"> </w:t>
       </w:r>
       <w:r>
-        <w:t xml:space="preserve">Table S1 and Figure S4 gain the 3 retrieval arms (panels C–E).</w:t>
+        <w:t xml:space="preserve">Table S1 holds the 3 retrieval arms as rows beside the 8 classifiers, every</w:t>
+      </w:r>
+      <w:r>
+        <w:t xml:space="preserve"> </w:t>
+      </w:r>
+      <w:r>
+        <w:t xml:space="preserve">row with a bootstrap 95% CI. Figure S4 gains them as panels C–E.</w:t>
       </w:r>
     </w:p>
     <w:p>
@@ -2059,13 +2065,19 @@
         <w:t xml:space="preserve"> </w:t>
       </w:r>
       <w:r>
-        <w:t xml:space="preserve">Tables S3–S4 and Figure S5 gain the 3 retrieval arms. The random arm’s</w:t>
-      </w:r>
-      <w:r>
-        <w:t xml:space="preserve"> </w:t>
-      </w:r>
-      <w:r>
-        <w:t xml:space="preserve">binned slope is not estimable: its risks span 0.173 to 0.176.</w:t>
+        <w:t xml:space="preserve">Tables S3 and S4 hold the 3 retrieval arms as rows beside the classifiers,</w:t>
+      </w:r>
+      <w:r>
+        <w:t xml:space="preserve"> </w:t>
+      </w:r>
+      <w:r>
+        <w:t xml:space="preserve">every row with a bootstrap 95% CI. Figure S5 gains them as panels C–E. The random</w:t>
+      </w:r>
+      <w:r>
+        <w:t xml:space="preserve"> </w:t>
+      </w:r>
+      <w:r>
+        <w:t xml:space="preserve">arm’s binned slope is not estimable: its risks span 0.173 to 0.176.</w:t>
       </w:r>
     </w:p>
     <w:p>
@@ -2208,7 +2220,686 @@
       </w:r>
     </w:p>
     <w:bookmarkEnd w:id="37"/>
-    <w:bookmarkStart w:id="38" w:name="for-the-senior-author"/>
+    <w:bookmarkStart w:id="38" w:name="X2b937d663f1ba3e446fe0e2594452405e119f1c"/>
+    <w:p>
+      <w:pPr>
+        <w:pStyle w:val="Heading2"/>
+      </w:pPr>
+      <w:r>
+        <w:t xml:space="preserve">The paper reviewer’s findings on this round</w:t>
+      </w:r>
+    </w:p>
+    <w:p>
+      <w:pPr>
+        <w:pStyle w:val="FirstParagraph"/>
+      </w:pPr>
+      <w:r>
+        <w:t xml:space="preserve">Ten findings, all acted on. The new numbers come from</w:t>
+      </w:r>
+      <w:r>
+        <w:t xml:space="preserve"> </w:t>
+      </w:r>
+      <w:r>
+        <w:rPr>
+          <w:rStyle w:val="VerbatimChar"/>
+        </w:rPr>
+        <w:t xml:space="preserve">scripts/pipeline/review/metric_intervals.py</w:t>
+      </w:r>
+      <w:r>
+        <w:t xml:space="preserve"> </w:t>
+      </w:r>
+      <w:r>
+        <w:t xml:space="preserve">(results/review/metric_intervals/) and</w:t>
+      </w:r>
+      <w:r>
+        <w:t xml:space="preserve"> </w:t>
+      </w:r>
+      <w:r>
+        <w:t xml:space="preserve">the re-run subgroup analysis, whose AUC intervals and 240 contrasts are unchanged.</w:t>
+      </w:r>
+    </w:p>
+    <w:tbl>
+      <w:tblPr>
+        <w:tblStyle w:val="Table"/>
+        <w:tblW w:type="pct" w:w="5000.0"/>
+        <w:tblLook w:firstRow="1" w:lastRow="0" w:firstColumn="0" w:lastColumn="0" w:noHBand="0" w:noVBand="0" w:val="0020"/>
+      </w:tblPr>
+      <w:tblGrid>
+        <w:gridCol w:w="3168"/>
+        <w:gridCol w:w="2376"/>
+        <w:gridCol w:w="2376"/>
+      </w:tblGrid>
+      <w:tr>
+        <w:tc>
+          <w:p>
+            <w:pPr>
+              <w:pStyle w:val="Compact"/>
+              <w:jc w:val="right"/>
+            </w:pPr>
+            <w:r>
+              <w:t xml:space="preserve">#</w:t>
+            </w:r>
+          </w:p>
+        </w:tc>
+        <w:tc>
+          <w:p>
+            <w:pPr>
+              <w:pStyle w:val="Compact"/>
+              <w:jc w:val="left"/>
+            </w:pPr>
+            <w:r>
+              <w:t xml:space="preserve">Finding</w:t>
+            </w:r>
+          </w:p>
+        </w:tc>
+        <w:tc>
+          <w:p>
+            <w:pPr>
+              <w:pStyle w:val="Compact"/>
+              <w:jc w:val="left"/>
+            </w:pPr>
+            <w:r>
+              <w:t xml:space="preserve">Disposition</w:t>
+            </w:r>
+          </w:p>
+        </w:tc>
+      </w:tr>
+      <w:tr>
+        <w:tc>
+          <w:p>
+            <w:pPr>
+              <w:pStyle w:val="Compact"/>
+              <w:jc w:val="right"/>
+            </w:pPr>
+            <w:r>
+              <w:t xml:space="preserve">R1</w:t>
+            </w:r>
+          </w:p>
+        </w:tc>
+        <w:tc>
+          <w:p>
+            <w:pPr>
+              <w:pStyle w:val="Compact"/>
+              <w:jc w:val="left"/>
+            </w:pPr>
+            <w:r>
+              <w:t xml:space="preserve">Point 2’s map and rationale still quote k = 50 retrieval and</w:t>
+            </w:r>
+            <w:r>
+              <w:t xml:space="preserve"> </w:t>
+            </w:r>
+            <w:r>
+              <w:t xml:space="preserve">“</w:t>
+            </w:r>
+            <w:r>
+              <w:t xml:space="preserve">every encoder</w:t>
+            </w:r>
+            <w:r>
+              <w:t xml:space="preserve">”</w:t>
+            </w:r>
+          </w:p>
+        </w:tc>
+        <w:tc>
+          <w:p>
+            <w:pPr>
+              <w:pStyle w:val="Compact"/>
+              <w:jc w:val="left"/>
+            </w:pPr>
+            <w:r>
+              <w:rPr>
+                <w:bCs/>
+                <w:b/>
+              </w:rPr>
+              <w:t xml:space="preserve">Done.</w:t>
+            </w:r>
+            <w:r>
+              <w:t xml:space="preserve"> </w:t>
+            </w:r>
+            <w:r>
+              <w:t xml:space="preserve">Map claims c.6–c.8 restated at best k for the primary encoder; the ladder gate re-run passes (2 points, 20 claims, no orphans). The paper README and</w:t>
+            </w:r>
+            <w:r>
+              <w:t xml:space="preserve"> </w:t>
+            </w:r>
+            <w:r>
+              <w:rPr>
+                <w:rStyle w:val="VerbatimChar"/>
+              </w:rPr>
+              <w:t xml:space="preserve">two_points_rationale.md</w:t>
+            </w:r>
+            <w:r>
+              <w:t xml:space="preserve"> </w:t>
+            </w:r>
+            <w:r>
+              <w:t xml:space="preserve">drop</w:t>
+            </w:r>
+            <w:r>
+              <w:t xml:space="preserve"> </w:t>
+            </w:r>
+            <w:r>
+              <w:t xml:space="preserve">“</w:t>
+            </w:r>
+            <w:r>
+              <w:t xml:space="preserve">every encoder</w:t>
+            </w:r>
+            <w:r>
+              <w:t xml:space="preserve">”</w:t>
+            </w:r>
+            <w:r>
+              <w:t xml:space="preserve">, and the rationale says 23 survive</w:t>
+            </w:r>
+          </w:p>
+        </w:tc>
+      </w:tr>
+      <w:tr>
+        <w:tc>
+          <w:p>
+            <w:pPr>
+              <w:pStyle w:val="Compact"/>
+              <w:jc w:val="right"/>
+            </w:pPr>
+            <w:r>
+              <w:t xml:space="preserve">R2</w:t>
+            </w:r>
+          </w:p>
+        </w:tc>
+        <w:tc>
+          <w:p>
+            <w:pPr>
+              <w:pStyle w:val="Compact"/>
+              <w:jc w:val="left"/>
+            </w:pPr>
+            <w:r>
+              <w:t xml:space="preserve">“</w:t>
+            </w:r>
+            <w:r>
+              <w:t xml:space="preserve">Both curves plateau from about 300</w:t>
+            </w:r>
+            <w:r>
+              <w:t xml:space="preserve">”</w:t>
+            </w:r>
+            <w:r>
+              <w:t xml:space="preserve"> </w:t>
+            </w:r>
+            <w:r>
+              <w:t xml:space="preserve">is false for plain cosine</w:t>
+            </w:r>
+          </w:p>
+        </w:tc>
+        <w:tc>
+          <w:p>
+            <w:pPr>
+              <w:pStyle w:val="Compact"/>
+              <w:jc w:val="left"/>
+            </w:pPr>
+            <w:r>
+              <w:rPr>
+                <w:bCs/>
+                <w:b/>
+              </w:rPr>
+              <w:t xml:space="preserve">Done.</w:t>
+            </w:r>
+            <w:r>
+              <w:t xml:space="preserve"> </w:t>
+            </w:r>
+            <w:r>
+              <w:t xml:space="preserve">Results and S6: importance-weighted stays inside its best-k interval from k = 261; plain cosine peaks at 757 and drifts down to 0.605 (95% CI 0.589–0.620) at k = 16,988</w:t>
+            </w:r>
+          </w:p>
+        </w:tc>
+      </w:tr>
+      <w:tr>
+        <w:tc>
+          <w:p>
+            <w:pPr>
+              <w:pStyle w:val="Compact"/>
+              <w:jc w:val="right"/>
+            </w:pPr>
+            <w:r>
+              <w:t xml:space="preserve">R3</w:t>
+            </w:r>
+          </w:p>
+        </w:tc>
+        <w:tc>
+          <w:p>
+            <w:pPr>
+              <w:pStyle w:val="Compact"/>
+              <w:jc w:val="left"/>
+            </w:pPr>
+            <w:r>
+              <w:t xml:space="preserve">Figure S10D still says</w:t>
+            </w:r>
+            <w:r>
+              <w:t xml:space="preserve"> </w:t>
+            </w:r>
+            <w:r>
+              <w:t xml:space="preserve">“</w:t>
+            </w:r>
+            <w:r>
+              <w:t xml:space="preserve">same-day</w:t>
+            </w:r>
+            <w:r>
+              <w:t xml:space="preserve">”</w:t>
+            </w:r>
+            <w:r>
+              <w:t xml:space="preserve"> </w:t>
+            </w:r>
+            <w:r>
+              <w:t xml:space="preserve">and has no intervals</w:t>
+            </w:r>
+          </w:p>
+        </w:tc>
+        <w:tc>
+          <w:p>
+            <w:pPr>
+              <w:pStyle w:val="Compact"/>
+              <w:jc w:val="left"/>
+            </w:pPr>
+            <w:r>
+              <w:rPr>
+                <w:bCs/>
+                <w:b/>
+              </w:rPr>
+              <w:t xml:space="preserve">Done, figure redrawn.</w:t>
+            </w:r>
+            <w:r>
+              <w:t xml:space="preserve"> </w:t>
+            </w:r>
+            <w:r>
+              <w:t xml:space="preserve">“</w:t>
+            </w:r>
+            <w:r>
+              <w:t xml:space="preserve">Within 1 day of diagnosis</w:t>
+            </w:r>
+            <w:r>
+              <w:t xml:space="preserve">”</w:t>
+            </w:r>
+            <w:r>
+              <w:t xml:space="preserve"> </w:t>
+            </w:r>
+            <w:r>
+              <w:t xml:space="preserve">against</w:t>
+            </w:r>
+            <w:r>
+              <w:t xml:space="preserve"> </w:t>
+            </w:r>
+            <w:r>
+              <w:t xml:space="preserve">“</w:t>
+            </w:r>
+            <w:r>
+              <w:t xml:space="preserve">2 or more days after</w:t>
+            </w:r>
+            <w:r>
+              <w:t xml:space="preserve">”</w:t>
+            </w:r>
+            <w:r>
+              <w:t xml:space="preserve">, Wilson 95% CIs on both bars and on the cohort line</w:t>
+            </w:r>
+          </w:p>
+        </w:tc>
+      </w:tr>
+      <w:tr>
+        <w:tc>
+          <w:p>
+            <w:pPr>
+              <w:pStyle w:val="Compact"/>
+              <w:jc w:val="right"/>
+            </w:pPr>
+            <w:r>
+              <w:t xml:space="preserve">R4</w:t>
+            </w:r>
+          </w:p>
+        </w:tc>
+        <w:tc>
+          <w:p>
+            <w:pPr>
+              <w:pStyle w:val="Compact"/>
+              <w:jc w:val="left"/>
+            </w:pPr>
+            <w:r>
+              <w:t xml:space="preserve">Many numbers carry no interval</w:t>
+            </w:r>
+          </w:p>
+        </w:tc>
+        <w:tc>
+          <w:p>
+            <w:pPr>
+              <w:pStyle w:val="Compact"/>
+              <w:jc w:val="left"/>
+            </w:pPr>
+            <w:r>
+              <w:rPr>
+                <w:bCs/>
+                <w:b/>
+              </w:rPr>
+              <w:t xml:space="preserve">Done for every item named.</w:t>
+            </w:r>
+            <w:r>
+              <w:t xml:space="preserve"> </w:t>
+            </w:r>
+            <w:r>
+              <w:t xml:space="preserve">Table 2 AUPRC and Brier; Table 3 paired CIs; the abstract’s ranges as endpoints with CIs; the 0.97, 0.98 and 0.79 slopes; Figure 1’s 60.2%; Tables S1–S4; Tables S10–S11 Brier, slope and mean risk difference; S7’s ρ values and 18.4% against 15.9%; S6’s 0.625</w:t>
+            </w:r>
+          </w:p>
+        </w:tc>
+      </w:tr>
+      <w:tr>
+        <w:tc>
+          <w:p>
+            <w:pPr>
+              <w:pStyle w:val="Compact"/>
+              <w:jc w:val="right"/>
+            </w:pPr>
+            <w:r>
+              <w:t xml:space="preserve">R5</w:t>
+            </w:r>
+          </w:p>
+        </w:tc>
+        <w:tc>
+          <w:p>
+            <w:pPr>
+              <w:pStyle w:val="Compact"/>
+              <w:jc w:val="left"/>
+            </w:pPr>
+            <w:r>
+              <w:t xml:space="preserve">Two different</w:t>
+            </w:r>
+            <w:r>
+              <w:t xml:space="preserve"> </w:t>
+            </w:r>
+            <w:r>
+              <w:t xml:space="preserve">“</w:t>
+            </w:r>
+            <w:r>
+              <w:t xml:space="preserve">best retrieval 0.625</w:t>
+            </w:r>
+            <w:r>
+              <w:t xml:space="preserve">”</w:t>
+            </w:r>
+          </w:p>
+        </w:tc>
+        <w:tc>
+          <w:p>
+            <w:pPr>
+              <w:pStyle w:val="Compact"/>
+              <w:jc w:val="left"/>
+            </w:pPr>
+            <w:r>
+              <w:rPr>
+                <w:bCs/>
+                <w:b/>
+              </w:rPr>
+              <w:t xml:space="preserve">Done.</w:t>
+            </w:r>
+            <w:r>
+              <w:t xml:space="preserve"> </w:t>
+            </w:r>
+            <w:r>
+              <w:t xml:space="preserve">The abstract and cover letter name importance-weighted at 295 neighbors, 0.625 (0.610–0.641). The comparison with the classifiers names α = 2, k = 1,090, 0.625 (0.610–0.640)</w:t>
+            </w:r>
+          </w:p>
+        </w:tc>
+      </w:tr>
+      <w:tr>
+        <w:tc>
+          <w:p>
+            <w:pPr>
+              <w:pStyle w:val="Compact"/>
+              <w:jc w:val="right"/>
+            </w:pPr>
+            <w:r>
+              <w:t xml:space="preserve">R6</w:t>
+            </w:r>
+          </w:p>
+        </w:tc>
+        <w:tc>
+          <w:p>
+            <w:pPr>
+              <w:pStyle w:val="Compact"/>
+              <w:jc w:val="left"/>
+            </w:pPr>
+            <w:r>
+              <w:t xml:space="preserve">The random arm’s interval reads as a 95% CI in the abstract and cover letter</w:t>
+            </w:r>
+          </w:p>
+        </w:tc>
+        <w:tc>
+          <w:p>
+            <w:pPr>
+              <w:pStyle w:val="Compact"/>
+              <w:jc w:val="left"/>
+            </w:pPr>
+            <w:r>
+              <w:rPr>
+                <w:bCs/>
+                <w:b/>
+              </w:rPr>
+              <w:t xml:space="preserve">Done.</w:t>
+            </w:r>
+            <w:r>
+              <w:t xml:space="preserve"> </w:t>
+            </w:r>
+            <w:r>
+              <w:t xml:space="preserve">Both now say</w:t>
+            </w:r>
+            <w:r>
+              <w:t xml:space="preserve"> </w:t>
+            </w:r>
+            <w:r>
+              <w:t xml:space="preserve">“</w:t>
+            </w:r>
+            <w:r>
+              <w:t xml:space="preserve">2.5th–97.5th percentile across draws</w:t>
+            </w:r>
+            <w:r>
+              <w:t xml:space="preserve">”</w:t>
+            </w:r>
+          </w:p>
+        </w:tc>
+      </w:tr>
+      <w:tr>
+        <w:tc>
+          <w:p>
+            <w:pPr>
+              <w:pStyle w:val="Compact"/>
+              <w:jc w:val="right"/>
+            </w:pPr>
+            <w:r>
+              <w:t xml:space="preserve">R7</w:t>
+            </w:r>
+          </w:p>
+        </w:tc>
+        <w:tc>
+          <w:p>
+            <w:pPr>
+              <w:pStyle w:val="Compact"/>
+              <w:jc w:val="left"/>
+            </w:pPr>
+            <w:r>
+              <w:t xml:space="preserve">Random WCE point lies outside its interval</w:t>
+            </w:r>
+          </w:p>
+        </w:tc>
+        <w:tc>
+          <w:p>
+            <w:pPr>
+              <w:pStyle w:val="Compact"/>
+              <w:jc w:val="left"/>
+            </w:pPr>
+            <w:r>
+              <w:rPr>
+                <w:bCs/>
+                <w:b/>
+              </w:rPr>
+              <w:t xml:space="preserve">Done, disclosed.</w:t>
+            </w:r>
+            <w:r>
+              <w:t xml:space="preserve"> </w:t>
+            </w:r>
+            <w:r>
+              <w:t xml:space="preserve">Table S3 prints 0.00001 (0.0001–0.009) with a note: the risks sit at the outcome rate, so the full-sample error is near zero and every resample adds error</w:t>
+            </w:r>
+          </w:p>
+        </w:tc>
+      </w:tr>
+      <w:tr>
+        <w:tc>
+          <w:p>
+            <w:pPr>
+              <w:pStyle w:val="Compact"/>
+              <w:jc w:val="right"/>
+            </w:pPr>
+            <w:r>
+              <w:t xml:space="preserve">R8</w:t>
+            </w:r>
+          </w:p>
+        </w:tc>
+        <w:tc>
+          <w:p>
+            <w:pPr>
+              <w:pStyle w:val="Compact"/>
+              <w:jc w:val="left"/>
+            </w:pPr>
+            <w:r>
+              <w:t xml:space="preserve">Retrieval rows sit in untitled tables</w:t>
+            </w:r>
+          </w:p>
+        </w:tc>
+        <w:tc>
+          <w:p>
+            <w:pPr>
+              <w:pStyle w:val="Compact"/>
+              <w:jc w:val="left"/>
+            </w:pPr>
+            <w:r>
+              <w:rPr>
+                <w:bCs/>
+                <w:b/>
+              </w:rPr>
+              <w:t xml:space="preserve">Done.</w:t>
+            </w:r>
+            <w:r>
+              <w:t xml:space="preserve"> </w:t>
+            </w:r>
+            <w:r>
+              <w:t xml:space="preserve">They are rows inside Tables S1, S3 and S4; TRIPOD 12e and 23a point at those tables</w:t>
+            </w:r>
+          </w:p>
+        </w:tc>
+      </w:tr>
+      <w:tr>
+        <w:tc>
+          <w:p>
+            <w:pPr>
+              <w:pStyle w:val="Compact"/>
+              <w:jc w:val="right"/>
+            </w:pPr>
+            <w:r>
+              <w:t xml:space="preserve">R9</w:t>
+            </w:r>
+          </w:p>
+        </w:tc>
+        <w:tc>
+          <w:p>
+            <w:pPr>
+              <w:pStyle w:val="Compact"/>
+              <w:jc w:val="left"/>
+            </w:pPr>
+            <w:r>
+              <w:t xml:space="preserve">HANDOFF’s Next section is stale</w:t>
+            </w:r>
+          </w:p>
+        </w:tc>
+        <w:tc>
+          <w:p>
+            <w:pPr>
+              <w:pStyle w:val="Compact"/>
+              <w:jc w:val="left"/>
+            </w:pPr>
+            <w:r>
+              <w:rPr>
+                <w:bCs/>
+                <w:b/>
+              </w:rPr>
+              <w:t xml:space="preserve">Done.</w:t>
+            </w:r>
+            <w:r>
+              <w:t xml:space="preserve"> </w:t>
+            </w:r>
+            <w:r>
+              <w:t xml:space="preserve">It names the next teaching step, not a job that has run</w:t>
+            </w:r>
+          </w:p>
+        </w:tc>
+      </w:tr>
+      <w:tr>
+        <w:tc>
+          <w:p>
+            <w:pPr>
+              <w:pStyle w:val="Compact"/>
+              <w:jc w:val="right"/>
+            </w:pPr>
+            <w:r>
+              <w:t xml:space="preserve">R10</w:t>
+            </w:r>
+          </w:p>
+        </w:tc>
+        <w:tc>
+          <w:p>
+            <w:pPr>
+              <w:pStyle w:val="Compact"/>
+              <w:jc w:val="left"/>
+            </w:pPr>
+            <w:r>
+              <w:t xml:space="preserve">Stray dot in Figure 1; no interval on its 60.2%</w:t>
+            </w:r>
+          </w:p>
+        </w:tc>
+        <w:tc>
+          <w:p>
+            <w:pPr>
+              <w:pStyle w:val="Compact"/>
+              <w:jc w:val="left"/>
+            </w:pPr>
+            <w:r>
+              <w:rPr>
+                <w:bCs/>
+                <w:b/>
+              </w:rPr>
+              <w:t xml:space="preserve">Done, figure redrawn.</w:t>
+            </w:r>
+            <w:r>
+              <w:t xml:space="preserve"> </w:t>
+            </w:r>
+            <w:r>
+              <w:t xml:space="preserve">The leader that drew the dot is gone; the annotation carries 95% CI 59.8–60.7</w:t>
+            </w:r>
+          </w:p>
+        </w:tc>
+      </w:tr>
+    </w:tbl>
+    <w:p>
+      <w:pPr>
+        <w:pStyle w:val="BodyText"/>
+      </w:pPr>
+      <w:r>
+        <w:t xml:space="preserve">Not covered by any finding, and still without an interval: the S12 Youden-J</w:t>
+      </w:r>
+      <w:r>
+        <w:t xml:space="preserve"> </w:t>
+      </w:r>
+      <w:r>
+        <w:t xml:space="preserve">operating points (sensitivity, specificity, counts) and the ΔROC AUC ranges in</w:t>
+      </w:r>
+      <w:r>
+        <w:t xml:space="preserve"> </w:t>
+      </w:r>
+      <w:r>
+        <w:t xml:space="preserve">Table S12, whose individual contrasts do carry CIs in the results tree.</w:t>
+      </w:r>
+    </w:p>
+    <w:bookmarkEnd w:id="38"/>
+    <w:bookmarkStart w:id="39" w:name="for-the-senior-author"/>
     <w:p>
       <w:pPr>
         <w:pStyle w:val="Heading2"/>
@@ -2247,8 +2938,8 @@
         <w:t xml:space="preserve">reverted alone.</w:t>
       </w:r>
     </w:p>
-    <w:bookmarkEnd w:id="38"/>
     <w:bookmarkEnd w:id="39"/>
+    <w:bookmarkEnd w:id="40"/>
     <w:sectPr>
       <w:pgSz w:h="15840" w:w="12240"/>
       <w:pgMar w:bottom="1440" w:footer="708" w:gutter="0" w:header="708" w:left="1800" w:right="1800" w:top="1440"/>
